--- a/document/HC物联网道闸配置指南.docx
+++ b/document/HC物联网道闸配置指南.docx
@@ -1267,9 +1267,7 @@
         <w:ind w:leftChars="0" w:right="0" w:rightChars="0"/>
         <w:jc w:val="left"/>
         <w:rPr>
-          <w:rFonts w:hint="eastAsia"/>
-          <w:color w:val="auto"/>
-          <w:lang w:val="en-US" w:eastAsia="zh-CN"/>
+          <w:color w:val="auto"/>
         </w:rPr>
       </w:pPr>
       <w:r>
@@ -1329,6 +1327,74 @@
     </w:p>
     <w:p>
       <w:pPr>
+        <w:pStyle w:val="5"/>
+        <w:keepNext w:val="0"/>
+        <w:keepLines w:val="0"/>
+        <w:widowControl/>
+        <w:numPr>
+          <w:ilvl w:val="0"/>
+          <w:numId w:val="0"/>
+        </w:numPr>
+        <w:suppressLineNumbers w:val="0"/>
+        <w:shd w:val="clear" w:fill="FFFFFF"/>
+        <w:spacing w:before="0" w:beforeAutospacing="0"/>
+        <w:ind w:leftChars="0" w:right="0" w:rightChars="0"/>
+        <w:jc w:val="left"/>
+        <w:rPr>
+          <w:rFonts w:hint="eastAsia" w:eastAsiaTheme="minorEastAsia"/>
+          <w:color w:val="auto"/>
+          <w:lang w:val="en-US" w:eastAsia="zh-CN"/>
+        </w:rPr>
+      </w:pPr>
+      <w:r>
+        <w:rPr>
+          <w:rFonts w:hint="eastAsia" w:eastAsiaTheme="minorEastAsia"/>
+          <w:color w:val="auto"/>
+          <w:lang w:val="en-US" w:eastAsia="zh-CN"/>
+        </w:rPr>
+        <w:drawing>
+          <wp:inline distT="0" distB="0" distL="114300" distR="114300">
+            <wp:extent cx="5273040" cy="3325495"/>
+            <wp:effectExtent l="0" t="0" r="3810" b="8255"/>
+            <wp:docPr id="2" name="图片 2" descr="5825d3feb597d3a5bcba15f96b252ef"/>
+            <wp:cNvGraphicFramePr>
+              <a:graphicFrameLocks xmlns:a="http://schemas.openxmlformats.org/drawingml/2006/main" noChangeAspect="1"/>
+            </wp:cNvGraphicFramePr>
+            <a:graphic xmlns:a="http://schemas.openxmlformats.org/drawingml/2006/main">
+              <a:graphicData uri="http://schemas.openxmlformats.org/drawingml/2006/picture">
+                <pic:pic xmlns:pic="http://schemas.openxmlformats.org/drawingml/2006/picture">
+                  <pic:nvPicPr>
+                    <pic:cNvPr id="2" name="图片 2" descr="5825d3feb597d3a5bcba15f96b252ef"/>
+                    <pic:cNvPicPr>
+                      <a:picLocks noChangeAspect="1"/>
+                    </pic:cNvPicPr>
+                  </pic:nvPicPr>
+                  <pic:blipFill>
+                    <a:blip r:embed="rId13"/>
+                    <a:stretch>
+                      <a:fillRect/>
+                    </a:stretch>
+                  </pic:blipFill>
+                  <pic:spPr>
+                    <a:xfrm>
+                      <a:off x="0" y="0"/>
+                      <a:ext cx="5273040" cy="3325495"/>
+                    </a:xfrm>
+                    <a:prstGeom prst="rect">
+                      <a:avLst/>
+                    </a:prstGeom>
+                  </pic:spPr>
+                </pic:pic>
+              </a:graphicData>
+            </a:graphic>
+          </wp:inline>
+        </w:drawing>
+      </w:r>
+      <w:bookmarkStart w:id="0" w:name="_GoBack"/>
+      <w:bookmarkEnd w:id="0"/>
+    </w:p>
+    <w:p>
+      <w:pPr>
         <w:pStyle w:val="4"/>
         <w:bidi w:val="0"/>
         <w:rPr>
@@ -1367,8 +1433,6 @@
         </w:rPr>
         <w:t>如果和物业系统联动，那么需要在物业系统添加，如果不需要物业系统联动，那么到物联网系统添加停车场等；物业系统添加的目的时，通过物业系统同步给物联网，保证后期可以通过物业系统管理；</w:t>
       </w:r>
-      <w:bookmarkStart w:id="0" w:name="_GoBack"/>
-      <w:bookmarkEnd w:id="0"/>
     </w:p>
     <w:p>
       <w:pPr>
@@ -1477,134 +1541,6 @@
                 <pic:pic xmlns:pic="http://schemas.openxmlformats.org/drawingml/2006/picture">
                   <pic:nvPicPr>
                     <pic:cNvPr id="28" name="图片 12"/>
-                    <pic:cNvPicPr>
-                      <a:picLocks noChangeAspect="1"/>
-                    </pic:cNvPicPr>
-                  </pic:nvPicPr>
-                  <pic:blipFill>
-                    <a:blip r:embed="rId13"/>
-                    <a:stretch>
-                      <a:fillRect/>
-                    </a:stretch>
-                  </pic:blipFill>
-                  <pic:spPr>
-                    <a:xfrm>
-                      <a:off x="0" y="0"/>
-                      <a:ext cx="5274310" cy="3131820"/>
-                    </a:xfrm>
-                    <a:prstGeom prst="rect">
-                      <a:avLst/>
-                    </a:prstGeom>
-                    <a:noFill/>
-                    <a:ln>
-                      <a:noFill/>
-                    </a:ln>
-                  </pic:spPr>
-                </pic:pic>
-              </a:graphicData>
-            </a:graphic>
-          </wp:inline>
-        </w:drawing>
-      </w:r>
-    </w:p>
-    <w:p>
-      <w:pPr>
-        <w:numPr>
-          <w:ilvl w:val="0"/>
-          <w:numId w:val="0"/>
-        </w:numPr>
-        <w:rPr>
-          <w:color w:val="auto"/>
-        </w:rPr>
-      </w:pPr>
-    </w:p>
-    <w:p>
-      <w:pPr>
-        <w:numPr>
-          <w:ilvl w:val="0"/>
-          <w:numId w:val="0"/>
-        </w:numPr>
-        <w:rPr>
-          <w:color w:val="auto"/>
-        </w:rPr>
-      </w:pPr>
-    </w:p>
-    <w:p>
-      <w:pPr>
-        <w:numPr>
-          <w:ilvl w:val="0"/>
-          <w:numId w:val="0"/>
-        </w:numPr>
-        <w:rPr>
-          <w:rFonts w:hint="eastAsia"/>
-          <w:color w:val="auto"/>
-          <w:lang w:val="en-US" w:eastAsia="zh-CN"/>
-        </w:rPr>
-      </w:pPr>
-    </w:p>
-    <w:p>
-      <w:pPr>
-        <w:numPr>
-          <w:ilvl w:val="0"/>
-          <w:numId w:val="2"/>
-        </w:numPr>
-        <w:ind w:leftChars="0"/>
-        <w:rPr>
-          <w:rFonts w:hint="default" w:ascii="Helvetica" w:hAnsi="Helvetica" w:eastAsia="宋体" w:cs="Helvetica"/>
-          <w:i w:val="0"/>
-          <w:iCs w:val="0"/>
-          <w:caps w:val="0"/>
-          <w:color w:val="auto"/>
-          <w:spacing w:val="0"/>
-          <w:sz w:val="19"/>
-          <w:szCs w:val="19"/>
-          <w:shd w:val="clear" w:fill="FFFFFF"/>
-          <w:lang w:val="en-US" w:eastAsia="zh-CN"/>
-        </w:rPr>
-      </w:pPr>
-      <w:r>
-        <w:rPr>
-          <w:rFonts w:hint="eastAsia" w:ascii="Helvetica" w:hAnsi="Helvetica" w:eastAsia="宋体" w:cs="Helvetica"/>
-          <w:i w:val="0"/>
-          <w:iCs w:val="0"/>
-          <w:caps w:val="0"/>
-          <w:color w:val="auto"/>
-          <w:spacing w:val="0"/>
-          <w:sz w:val="19"/>
-          <w:szCs w:val="19"/>
-          <w:shd w:val="clear" w:fill="FFFFFF"/>
-          <w:lang w:val="en-US" w:eastAsia="zh-CN"/>
-        </w:rPr>
-        <w:t>添加车位信息</w:t>
-      </w:r>
-    </w:p>
-    <w:p>
-      <w:pPr>
-        <w:numPr>
-          <w:ilvl w:val="0"/>
-          <w:numId w:val="0"/>
-        </w:numPr>
-        <w:rPr>
-          <w:color w:val="auto"/>
-        </w:rPr>
-      </w:pPr>
-      <w:r>
-        <w:rPr>
-          <w:color w:val="auto"/>
-        </w:rPr>
-        <w:drawing>
-          <wp:inline distT="0" distB="0" distL="114300" distR="114300">
-            <wp:extent cx="5274310" cy="3131820"/>
-            <wp:effectExtent l="0" t="0" r="2540" b="11430"/>
-            <wp:docPr id="29" name="图片 13"/>
-            <wp:cNvGraphicFramePr>
-              <a:graphicFrameLocks xmlns:a="http://schemas.openxmlformats.org/drawingml/2006/main" noChangeAspect="1"/>
-            </wp:cNvGraphicFramePr>
-            <a:graphic xmlns:a="http://schemas.openxmlformats.org/drawingml/2006/main">
-              <a:graphicData uri="http://schemas.openxmlformats.org/drawingml/2006/picture">
-                <pic:pic xmlns:pic="http://schemas.openxmlformats.org/drawingml/2006/picture">
-                  <pic:nvPicPr>
-                    <pic:cNvPr id="29" name="图片 13"/>
                     <pic:cNvPicPr>
                       <a:picLocks noChangeAspect="1"/>
                     </pic:cNvPicPr>
@@ -1664,62 +1600,9 @@
           <w:numId w:val="0"/>
         </w:numPr>
         <w:rPr>
-          <w:color w:val="auto"/>
-        </w:rPr>
-      </w:pPr>
-    </w:p>
-    <w:p>
-      <w:pPr>
-        <w:numPr>
-          <w:ilvl w:val="0"/>
-          <w:numId w:val="0"/>
-        </w:numPr>
-        <w:rPr>
-          <w:color w:val="auto"/>
-        </w:rPr>
-      </w:pPr>
-    </w:p>
-    <w:p>
-      <w:pPr>
-        <w:numPr>
-          <w:ilvl w:val="0"/>
-          <w:numId w:val="0"/>
-        </w:numPr>
-        <w:rPr>
-          <w:color w:val="auto"/>
-        </w:rPr>
-      </w:pPr>
-    </w:p>
-    <w:p>
-      <w:pPr>
-        <w:numPr>
-          <w:ilvl w:val="0"/>
-          <w:numId w:val="0"/>
-        </w:numPr>
-        <w:rPr>
-          <w:color w:val="auto"/>
-        </w:rPr>
-      </w:pPr>
-    </w:p>
-    <w:p>
-      <w:pPr>
-        <w:numPr>
-          <w:ilvl w:val="0"/>
-          <w:numId w:val="0"/>
-        </w:numPr>
-        <w:rPr>
-          <w:color w:val="auto"/>
-        </w:rPr>
-      </w:pPr>
-    </w:p>
-    <w:p>
-      <w:pPr>
-        <w:numPr>
-          <w:ilvl w:val="0"/>
-          <w:numId w:val="0"/>
-        </w:numPr>
-        <w:rPr>
-          <w:color w:val="auto"/>
+          <w:rFonts w:hint="eastAsia"/>
+          <w:color w:val="auto"/>
+          <w:lang w:val="en-US" w:eastAsia="zh-CN"/>
         </w:rPr>
       </w:pPr>
     </w:p>
@@ -1756,7 +1639,7 @@
           <w:shd w:val="clear" w:fill="FFFFFF"/>
           <w:lang w:val="en-US" w:eastAsia="zh-CN"/>
         </w:rPr>
-        <w:t>添加业主车辆信息</w:t>
+        <w:t>添加车位信息</w:t>
       </w:r>
     </w:p>
     <w:p>
@@ -1777,7 +1660,7 @@
           <wp:inline distT="0" distB="0" distL="114300" distR="114300">
             <wp:extent cx="5274310" cy="3131820"/>
             <wp:effectExtent l="0" t="0" r="2540" b="11430"/>
-            <wp:docPr id="31" name="图片 15"/>
+            <wp:docPr id="29" name="图片 13"/>
             <wp:cNvGraphicFramePr>
               <a:graphicFrameLocks xmlns:a="http://schemas.openxmlformats.org/drawingml/2006/main" noChangeAspect="1"/>
             </wp:cNvGraphicFramePr>
@@ -1785,7 +1668,7 @@
               <a:graphicData uri="http://schemas.openxmlformats.org/drawingml/2006/picture">
                 <pic:pic xmlns:pic="http://schemas.openxmlformats.org/drawingml/2006/picture">
                   <pic:nvPicPr>
-                    <pic:cNvPr id="31" name="图片 15"/>
+                    <pic:cNvPr id="29" name="图片 13"/>
                     <pic:cNvPicPr>
                       <a:picLocks noChangeAspect="1"/>
                     </pic:cNvPicPr>
@@ -1834,38 +1717,85 @@
           <w:numId w:val="0"/>
         </w:numPr>
         <w:rPr>
-          <w:rFonts w:hint="default"/>
-          <w:color w:val="auto"/>
-          <w:lang w:val="en-US" w:eastAsia="zh-CN"/>
-        </w:rPr>
-      </w:pPr>
-    </w:p>
-    <w:p>
-      <w:pPr>
-        <w:pStyle w:val="4"/>
-        <w:bidi w:val="0"/>
-        <w:rPr>
-          <w:rFonts w:hint="eastAsia"/>
-          <w:lang w:val="en-US" w:eastAsia="zh-CN"/>
-        </w:rPr>
-      </w:pPr>
-      <w:r>
-        <w:rPr>
-          <w:rFonts w:hint="eastAsia"/>
-          <w:lang w:val="en-US" w:eastAsia="zh-CN"/>
-        </w:rPr>
-        <w:t>2.5、进入物联网系统-道闸模块。</w:t>
-      </w:r>
-    </w:p>
-    <w:p>
-      <w:pPr>
-        <w:numPr>
-          <w:ilvl w:val="0"/>
-          <w:numId w:val="3"/>
+          <w:color w:val="auto"/>
+        </w:rPr>
+      </w:pPr>
+    </w:p>
+    <w:p>
+      <w:pPr>
+        <w:numPr>
+          <w:ilvl w:val="0"/>
+          <w:numId w:val="0"/>
+        </w:numPr>
+        <w:rPr>
+          <w:color w:val="auto"/>
+        </w:rPr>
+      </w:pPr>
+    </w:p>
+    <w:p>
+      <w:pPr>
+        <w:numPr>
+          <w:ilvl w:val="0"/>
+          <w:numId w:val="0"/>
+        </w:numPr>
+        <w:rPr>
+          <w:color w:val="auto"/>
+        </w:rPr>
+      </w:pPr>
+    </w:p>
+    <w:p>
+      <w:pPr>
+        <w:numPr>
+          <w:ilvl w:val="0"/>
+          <w:numId w:val="0"/>
+        </w:numPr>
+        <w:rPr>
+          <w:color w:val="auto"/>
+        </w:rPr>
+      </w:pPr>
+    </w:p>
+    <w:p>
+      <w:pPr>
+        <w:numPr>
+          <w:ilvl w:val="0"/>
+          <w:numId w:val="0"/>
+        </w:numPr>
+        <w:rPr>
+          <w:color w:val="auto"/>
+        </w:rPr>
+      </w:pPr>
+    </w:p>
+    <w:p>
+      <w:pPr>
+        <w:numPr>
+          <w:ilvl w:val="0"/>
+          <w:numId w:val="0"/>
+        </w:numPr>
+        <w:rPr>
+          <w:color w:val="auto"/>
+        </w:rPr>
+      </w:pPr>
+    </w:p>
+    <w:p>
+      <w:pPr>
+        <w:numPr>
+          <w:ilvl w:val="0"/>
+          <w:numId w:val="0"/>
+        </w:numPr>
+        <w:rPr>
+          <w:color w:val="auto"/>
+        </w:rPr>
+      </w:pPr>
+    </w:p>
+    <w:p>
+      <w:pPr>
+        <w:numPr>
+          <w:ilvl w:val="0"/>
+          <w:numId w:val="2"/>
         </w:numPr>
         <w:ind w:leftChars="0"/>
         <w:rPr>
-          <w:rFonts w:hint="eastAsia" w:ascii="Helvetica" w:hAnsi="Helvetica" w:eastAsia="宋体" w:cs="Helvetica"/>
+          <w:rFonts w:hint="default" w:ascii="Helvetica" w:hAnsi="Helvetica" w:eastAsia="宋体" w:cs="Helvetica"/>
           <w:i w:val="0"/>
           <w:iCs w:val="0"/>
           <w:caps w:val="0"/>
@@ -1890,7 +1820,7 @@
           <w:shd w:val="clear" w:fill="FFFFFF"/>
           <w:lang w:val="en-US" w:eastAsia="zh-CN"/>
         </w:rPr>
-        <w:t>添加岗亭信息</w:t>
+        <w:t>添加业主车辆信息</w:t>
       </w:r>
     </w:p>
     <w:p>
@@ -1911,7 +1841,7 @@
           <wp:inline distT="0" distB="0" distL="114300" distR="114300">
             <wp:extent cx="5274310" cy="3131820"/>
             <wp:effectExtent l="0" t="0" r="2540" b="11430"/>
-            <wp:docPr id="25" name="图片 9"/>
+            <wp:docPr id="31" name="图片 15"/>
             <wp:cNvGraphicFramePr>
               <a:graphicFrameLocks xmlns:a="http://schemas.openxmlformats.org/drawingml/2006/main" noChangeAspect="1"/>
             </wp:cNvGraphicFramePr>
@@ -1919,7 +1849,7 @@
               <a:graphicData uri="http://schemas.openxmlformats.org/drawingml/2006/picture">
                 <pic:pic xmlns:pic="http://schemas.openxmlformats.org/drawingml/2006/picture">
                   <pic:nvPicPr>
-                    <pic:cNvPr id="25" name="图片 9"/>
+                    <pic:cNvPr id="31" name="图片 15"/>
                     <pic:cNvPicPr>
                       <a:picLocks noChangeAspect="1"/>
                     </pic:cNvPicPr>
@@ -1968,6 +1898,140 @@
           <w:numId w:val="0"/>
         </w:numPr>
         <w:rPr>
+          <w:rFonts w:hint="default"/>
+          <w:color w:val="auto"/>
+          <w:lang w:val="en-US" w:eastAsia="zh-CN"/>
+        </w:rPr>
+      </w:pPr>
+    </w:p>
+    <w:p>
+      <w:pPr>
+        <w:pStyle w:val="4"/>
+        <w:bidi w:val="0"/>
+        <w:rPr>
+          <w:rFonts w:hint="eastAsia"/>
+          <w:lang w:val="en-US" w:eastAsia="zh-CN"/>
+        </w:rPr>
+      </w:pPr>
+      <w:r>
+        <w:rPr>
+          <w:rFonts w:hint="eastAsia"/>
+          <w:lang w:val="en-US" w:eastAsia="zh-CN"/>
+        </w:rPr>
+        <w:t>2.5、进入物联网系统-道闸模块。</w:t>
+      </w:r>
+    </w:p>
+    <w:p>
+      <w:pPr>
+        <w:numPr>
+          <w:ilvl w:val="0"/>
+          <w:numId w:val="3"/>
+        </w:numPr>
+        <w:ind w:leftChars="0"/>
+        <w:rPr>
+          <w:rFonts w:hint="eastAsia" w:ascii="Helvetica" w:hAnsi="Helvetica" w:eastAsia="宋体" w:cs="Helvetica"/>
+          <w:i w:val="0"/>
+          <w:iCs w:val="0"/>
+          <w:caps w:val="0"/>
+          <w:color w:val="auto"/>
+          <w:spacing w:val="0"/>
+          <w:sz w:val="19"/>
+          <w:szCs w:val="19"/>
+          <w:shd w:val="clear" w:fill="FFFFFF"/>
+          <w:lang w:val="en-US" w:eastAsia="zh-CN"/>
+        </w:rPr>
+      </w:pPr>
+      <w:r>
+        <w:rPr>
+          <w:rFonts w:hint="eastAsia" w:ascii="Helvetica" w:hAnsi="Helvetica" w:eastAsia="宋体" w:cs="Helvetica"/>
+          <w:i w:val="0"/>
+          <w:iCs w:val="0"/>
+          <w:caps w:val="0"/>
+          <w:color w:val="auto"/>
+          <w:spacing w:val="0"/>
+          <w:sz w:val="19"/>
+          <w:szCs w:val="19"/>
+          <w:shd w:val="clear" w:fill="FFFFFF"/>
+          <w:lang w:val="en-US" w:eastAsia="zh-CN"/>
+        </w:rPr>
+        <w:t>添加岗亭信息</w:t>
+      </w:r>
+    </w:p>
+    <w:p>
+      <w:pPr>
+        <w:numPr>
+          <w:ilvl w:val="0"/>
+          <w:numId w:val="0"/>
+        </w:numPr>
+        <w:rPr>
+          <w:color w:val="auto"/>
+        </w:rPr>
+      </w:pPr>
+      <w:r>
+        <w:rPr>
+          <w:color w:val="auto"/>
+        </w:rPr>
+        <w:drawing>
+          <wp:inline distT="0" distB="0" distL="114300" distR="114300">
+            <wp:extent cx="5274310" cy="3131820"/>
+            <wp:effectExtent l="0" t="0" r="2540" b="11430"/>
+            <wp:docPr id="25" name="图片 9"/>
+            <wp:cNvGraphicFramePr>
+              <a:graphicFrameLocks xmlns:a="http://schemas.openxmlformats.org/drawingml/2006/main" noChangeAspect="1"/>
+            </wp:cNvGraphicFramePr>
+            <a:graphic xmlns:a="http://schemas.openxmlformats.org/drawingml/2006/main">
+              <a:graphicData uri="http://schemas.openxmlformats.org/drawingml/2006/picture">
+                <pic:pic xmlns:pic="http://schemas.openxmlformats.org/drawingml/2006/picture">
+                  <pic:nvPicPr>
+                    <pic:cNvPr id="25" name="图片 9"/>
+                    <pic:cNvPicPr>
+                      <a:picLocks noChangeAspect="1"/>
+                    </pic:cNvPicPr>
+                  </pic:nvPicPr>
+                  <pic:blipFill>
+                    <a:blip r:embed="rId17"/>
+                    <a:stretch>
+                      <a:fillRect/>
+                    </a:stretch>
+                  </pic:blipFill>
+                  <pic:spPr>
+                    <a:xfrm>
+                      <a:off x="0" y="0"/>
+                      <a:ext cx="5274310" cy="3131820"/>
+                    </a:xfrm>
+                    <a:prstGeom prst="rect">
+                      <a:avLst/>
+                    </a:prstGeom>
+                    <a:noFill/>
+                    <a:ln>
+                      <a:noFill/>
+                    </a:ln>
+                  </pic:spPr>
+                </pic:pic>
+              </a:graphicData>
+            </a:graphic>
+          </wp:inline>
+        </w:drawing>
+      </w:r>
+    </w:p>
+    <w:p>
+      <w:pPr>
+        <w:numPr>
+          <w:ilvl w:val="0"/>
+          <w:numId w:val="0"/>
+        </w:numPr>
+        <w:rPr>
+          <w:color w:val="auto"/>
+        </w:rPr>
+      </w:pPr>
+    </w:p>
+    <w:p>
+      <w:pPr>
+        <w:numPr>
+          <w:ilvl w:val="0"/>
+          <w:numId w:val="0"/>
+        </w:numPr>
+        <w:rPr>
           <w:color w:val="auto"/>
         </w:rPr>
       </w:pPr>
@@ -2106,7 +2170,7 @@
                     </pic:cNvPicPr>
                   </pic:nvPicPr>
                   <pic:blipFill>
-                    <a:blip r:embed="rId17"/>
+                    <a:blip r:embed="rId18"/>
                     <a:stretch>
                       <a:fillRect/>
                     </a:stretch>
@@ -2188,7 +2252,7 @@
                     </pic:cNvPicPr>
                   </pic:nvPicPr>
                   <pic:blipFill>
-                    <a:blip r:embed="rId18"/>
+                    <a:blip r:embed="rId19"/>
                     <a:stretch>
                       <a:fillRect/>
                     </a:stretch>
@@ -2408,7 +2472,7 @@
     <w:lsdException w:unhideWhenUsed="0" w:uiPriority="0" w:semiHidden="0" w:name="Body Text Indent 2"/>
     <w:lsdException w:unhideWhenUsed="0" w:uiPriority="0" w:semiHidden="0" w:name="Body Text Indent 3"/>
     <w:lsdException w:unhideWhenUsed="0" w:uiPriority="0" w:semiHidden="0" w:name="Block Text"/>
-    <w:lsdException w:unhideWhenUsed="0" w:uiPriority="0" w:semiHidden="0" w:name="Hyperlink"/>
+    <w:lsdException w:qFormat="1" w:unhideWhenUsed="0" w:uiPriority="0" w:semiHidden="0" w:name="Hyperlink"/>
     <w:lsdException w:unhideWhenUsed="0" w:uiPriority="0" w:semiHidden="0" w:name="FollowedHyperlink"/>
     <w:lsdException w:qFormat="1" w:unhideWhenUsed="0" w:uiPriority="0" w:semiHidden="0" w:name="Strong"/>
     <w:lsdException w:qFormat="1" w:unhideWhenUsed="0" w:uiPriority="0" w:semiHidden="0" w:name="Emphasis"/>
@@ -2592,6 +2656,7 @@
     <w:name w:val="heading 1"/>
     <w:basedOn w:val="1"/>
     <w:next w:val="1"/>
+    <w:autoRedefine/>
     <w:qFormat/>
     <w:uiPriority w:val="0"/>
     <w:pPr>
@@ -2610,6 +2675,7 @@
     <w:name w:val="heading 2"/>
     <w:basedOn w:val="1"/>
     <w:next w:val="1"/>
+    <w:autoRedefine/>
     <w:unhideWhenUsed/>
     <w:qFormat/>
     <w:uiPriority w:val="0"/>
@@ -2645,12 +2711,14 @@
   </w:style>
   <w:style w:type="character" w:default="1" w:styleId="7">
     <w:name w:val="Default Paragraph Font"/>
+    <w:autoRedefine/>
     <w:semiHidden/>
     <w:qFormat/>
     <w:uiPriority w:val="0"/>
   </w:style>
   <w:style w:type="table" w:default="1" w:styleId="6">
     <w:name w:val="Normal Table"/>
+    <w:autoRedefine/>
     <w:semiHidden/>
     <w:qFormat/>
     <w:uiPriority w:val="0"/>
@@ -2682,6 +2750,7 @@
   <w:style w:type="character" w:styleId="8">
     <w:name w:val="Emphasis"/>
     <w:basedOn w:val="7"/>
+    <w:autoRedefine/>
     <w:qFormat/>
     <w:uiPriority w:val="0"/>
     <w:rPr>
@@ -2691,6 +2760,8 @@
   <w:style w:type="character" w:styleId="9">
     <w:name w:val="Hyperlink"/>
     <w:basedOn w:val="7"/>
+    <w:autoRedefine/>
+    <w:qFormat/>
     <w:uiPriority w:val="0"/>
     <w:rPr>
       <w:color w:val="0000FF"/>

--- a/document/HC物联网道闸配置指南.docx
+++ b/document/HC物联网道闸配置指南.docx
@@ -1710,8 +1710,6 @@
         </w:rPr>
         <w:t>如果选用 2.2 配置方式 协议请选择 臻识道闸二开MQTT协议</w:t>
       </w:r>
-      <w:bookmarkStart w:id="0" w:name="_GoBack"/>
-      <w:bookmarkEnd w:id="0"/>
     </w:p>
     <w:p>
       <w:r>
@@ -1805,11 +1803,6 @@
       </w:r>
     </w:p>
     <w:p>
-      <w:pPr>
-        <w:rPr>
-          <w:rFonts w:hint="eastAsia"/>
-        </w:rPr>
-      </w:pPr>
       <w:r>
         <w:drawing>
           <wp:inline distT="0" distB="0" distL="0" distR="0">
@@ -1849,6 +1842,142 @@
           </wp:inline>
         </w:drawing>
       </w:r>
+    </w:p>
+    <w:p>
+      <w:pPr>
+        <w:pStyle w:val="3"/>
+        <w:numPr>
+          <w:ilvl w:val="0"/>
+          <w:numId w:val="1"/>
+        </w:numPr>
+        <w:bidi w:val="0"/>
+        <w:ind w:left="0" w:leftChars="0" w:firstLine="0" w:firstLineChars="0"/>
+        <w:rPr>
+          <w:rFonts w:hint="eastAsia"/>
+          <w:lang w:val="en-US" w:eastAsia="zh-CN"/>
+        </w:rPr>
+      </w:pPr>
+      <w:r>
+        <w:rPr>
+          <w:rFonts w:hint="eastAsia"/>
+          <w:lang w:val="en-US" w:eastAsia="zh-CN"/>
+        </w:rPr>
+        <w:t>道闸视频观看</w:t>
+      </w:r>
+      <w:bookmarkStart w:id="0" w:name="_GoBack"/>
+      <w:bookmarkEnd w:id="0"/>
+    </w:p>
+    <w:p>
+      <w:pPr>
+        <w:numPr>
+          <w:numId w:val="0"/>
+        </w:numPr>
+        <w:ind w:leftChars="0"/>
+        <w:rPr>
+          <w:rFonts w:hint="eastAsia"/>
+          <w:lang w:val="en-US" w:eastAsia="zh-CN"/>
+        </w:rPr>
+      </w:pPr>
+      <w:r>
+        <w:rPr>
+          <w:rFonts w:hint="eastAsia"/>
+          <w:lang w:val="en-US" w:eastAsia="zh-CN"/>
+        </w:rPr>
+        <w:t>目前摄像头的视频流只能在内网环境访问，但是如果是外网环境，夸小区就没有办法观看视频了，这里的解决方案有两种，</w:t>
+      </w:r>
+    </w:p>
+    <w:p>
+      <w:pPr>
+        <w:pStyle w:val="4"/>
+        <w:bidi w:val="0"/>
+        <w:rPr>
+          <w:rFonts w:hint="eastAsia"/>
+          <w:lang w:val="en-US" w:eastAsia="zh-CN"/>
+        </w:rPr>
+      </w:pPr>
+      <w:r>
+        <w:rPr>
+          <w:rFonts w:hint="eastAsia"/>
+          <w:lang w:val="en-US" w:eastAsia="zh-CN"/>
+        </w:rPr>
+        <w:t>3.1、摄像头接入录像机</w:t>
+      </w:r>
+    </w:p>
+    <w:p>
+      <w:pPr>
+        <w:numPr>
+          <w:numId w:val="0"/>
+        </w:numPr>
+        <w:ind w:leftChars="0"/>
+        <w:rPr>
+          <w:rFonts w:hint="eastAsia"/>
+          <w:lang w:val="en-US" w:eastAsia="zh-CN"/>
+        </w:rPr>
+      </w:pPr>
+      <w:r>
+        <w:rPr>
+          <w:rFonts w:hint="eastAsia"/>
+          <w:lang w:val="en-US" w:eastAsia="zh-CN"/>
+        </w:rPr>
+        <w:t>将自己的摄像头接入到录像机，然后通过录像机国标推流到mvideo监控平台，岗亭页面自动支持从mvideo监控平台 拉流观看视频。</w:t>
+      </w:r>
+    </w:p>
+    <w:p>
+      <w:pPr>
+        <w:numPr>
+          <w:numId w:val="0"/>
+        </w:numPr>
+        <w:ind w:leftChars="0"/>
+        <w:rPr>
+          <w:rFonts w:hint="eastAsia"/>
+          <w:lang w:val="en-US" w:eastAsia="zh-CN"/>
+        </w:rPr>
+      </w:pPr>
+    </w:p>
+    <w:p>
+      <w:pPr>
+        <w:pStyle w:val="4"/>
+        <w:bidi w:val="0"/>
+        <w:rPr>
+          <w:rFonts w:hint="eastAsia"/>
+          <w:lang w:val="en-US" w:eastAsia="zh-CN"/>
+        </w:rPr>
+      </w:pPr>
+      <w:r>
+        <w:rPr>
+          <w:rFonts w:hint="eastAsia"/>
+          <w:lang w:val="en-US" w:eastAsia="zh-CN"/>
+        </w:rPr>
+        <w:t>3.2、单独配一个摄像头</w:t>
+      </w:r>
+    </w:p>
+    <w:p>
+      <w:pPr>
+        <w:numPr>
+          <w:ilvl w:val="0"/>
+          <w:numId w:val="0"/>
+        </w:numPr>
+        <w:ind w:leftChars="0"/>
+        <w:rPr>
+          <w:rFonts w:hint="eastAsia"/>
+          <w:lang w:val="en-US" w:eastAsia="zh-CN"/>
+        </w:rPr>
+      </w:pPr>
+      <w:r>
+        <w:rPr>
+          <w:rFonts w:hint="eastAsia"/>
+          <w:lang w:val="en-US" w:eastAsia="zh-CN"/>
+        </w:rPr>
+        <w:t>可以单独配一个海康或者大华的摄像头 摄像头通过国标推流到mvideo监控平台，岗亭页面自动支持从mvideo监控平台 拉流观看视频。</w:t>
+      </w:r>
+    </w:p>
+    <w:p>
+      <w:pPr>
+        <w:rPr>
+          <w:rFonts w:hint="default"/>
+          <w:lang w:val="en-US" w:eastAsia="zh-CN"/>
+        </w:rPr>
+      </w:pPr>
     </w:p>
     <w:sectPr>
       <w:pgSz w:w="11906" w:h="16838"/>
@@ -1956,7 +2085,7 @@
     <w:lsdException w:unhideWhenUsed="0" w:uiPriority="0" w:semiHidden="0" w:name="footnote text"/>
     <w:lsdException w:unhideWhenUsed="0" w:uiPriority="0" w:semiHidden="0" w:name="annotation text"/>
     <w:lsdException w:unhideWhenUsed="0" w:uiPriority="0" w:semiHidden="0" w:name="header"/>
-    <w:lsdException w:unhideWhenUsed="0" w:uiPriority="0" w:semiHidden="0" w:name="footer"/>
+    <w:lsdException w:qFormat="1" w:unhideWhenUsed="0" w:uiPriority="0" w:semiHidden="0" w:name="footer"/>
     <w:lsdException w:unhideWhenUsed="0" w:uiPriority="0" w:semiHidden="0" w:name="index heading"/>
     <w:lsdException w:qFormat="1" w:uiPriority="0" w:name="caption"/>
     <w:lsdException w:unhideWhenUsed="0" w:uiPriority="0" w:semiHidden="0" w:name="table of figures"/>
@@ -2027,7 +2156,7 @@
     <w:lsdException w:unhideWhenUsed="0" w:uiPriority="0" w:semiHidden="0" w:name="HTML Sample"/>
     <w:lsdException w:unhideWhenUsed="0" w:uiPriority="0" w:semiHidden="0" w:name="HTML Typewriter"/>
     <w:lsdException w:unhideWhenUsed="0" w:uiPriority="0" w:semiHidden="0" w:name="HTML Variable"/>
-    <w:lsdException w:uiPriority="99" w:name="Normal Table"/>
+    <w:lsdException w:qFormat="1" w:uiPriority="99" w:name="Normal Table"/>
     <w:lsdException w:unhideWhenUsed="0" w:uiPriority="0" w:semiHidden="0" w:name="annotation subject"/>
     <w:lsdException w:uiPriority="0" w:name="Table Simple 1"/>
     <w:lsdException w:uiPriority="0" w:name="Table Simple 2"/>
@@ -2278,6 +2407,7 @@
     <w:name w:val="Normal Table"/>
     <w:semiHidden/>
     <w:unhideWhenUsed/>
+    <w:qFormat/>
     <w:uiPriority w:val="99"/>
     <w:tblPr>
       <w:tblCellMar>
@@ -2292,6 +2422,7 @@
     <w:name w:val="footer"/>
     <w:basedOn w:val="1"/>
     <w:link w:val="14"/>
+    <w:qFormat/>
     <w:uiPriority w:val="0"/>
     <w:pPr>
       <w:tabs>
@@ -2364,6 +2495,7 @@
     <w:name w:val="页眉 字符"/>
     <w:basedOn w:val="10"/>
     <w:link w:val="7"/>
+    <w:qFormat/>
     <w:uiPriority w:val="0"/>
     <w:rPr>
       <w:rFonts w:asciiTheme="minorHAnsi" w:hAnsiTheme="minorHAnsi" w:eastAsiaTheme="minorEastAsia" w:cstheme="minorBidi"/>

--- a/document/HC物联网道闸配置指南.docx
+++ b/document/HC物联网道闸配置指南.docx
@@ -354,6 +354,331 @@
     <w:p>
       <w:pPr>
         <w:rPr>
+          <w:rFonts w:hint="eastAsia"/>
+          <w:lang w:val="en-US" w:eastAsia="zh-CN"/>
+        </w:rPr>
+      </w:pPr>
+    </w:p>
+    <w:p>
+      <w:pPr>
+        <w:rPr>
+          <w:rFonts w:ascii="Helvetica" w:hAnsi="Helvetica" w:eastAsia="Helvetica" w:cs="Helvetica"/>
+          <w:i w:val="0"/>
+          <w:iCs w:val="0"/>
+          <w:caps w:val="0"/>
+          <w:color w:val="FF0000"/>
+          <w:spacing w:val="0"/>
+          <w:sz w:val="19"/>
+          <w:szCs w:val="19"/>
+          <w:shd w:val="clear" w:fill="DDDDDD"/>
+        </w:rPr>
+      </w:pPr>
+      <w:r>
+        <w:rPr>
+          <w:rFonts w:ascii="Helvetica" w:hAnsi="Helvetica" w:eastAsia="Helvetica" w:cs="Helvetica"/>
+          <w:i w:val="0"/>
+          <w:iCs w:val="0"/>
+          <w:caps w:val="0"/>
+          <w:color w:val="FF0000"/>
+          <w:spacing w:val="0"/>
+          <w:sz w:val="19"/>
+          <w:szCs w:val="19"/>
+          <w:shd w:val="clear" w:fill="FFFFFF"/>
+        </w:rPr>
+        <w:t>订阅识别结果</w:t>
+      </w:r>
+      <w:r>
+        <w:rPr>
+          <w:rFonts w:hint="eastAsia" w:ascii="Helvetica" w:hAnsi="Helvetica" w:eastAsia="宋体" w:cs="Helvetica"/>
+          <w:i w:val="0"/>
+          <w:iCs w:val="0"/>
+          <w:caps w:val="0"/>
+          <w:color w:val="FF0000"/>
+          <w:spacing w:val="0"/>
+          <w:sz w:val="19"/>
+          <w:szCs w:val="19"/>
+          <w:shd w:val="clear" w:fill="FFFFFF"/>
+          <w:lang w:eastAsia="zh-CN"/>
+        </w:rPr>
+        <w:t>：</w:t>
+      </w:r>
+      <w:r>
+        <w:rPr>
+          <w:rFonts w:ascii="Helvetica" w:hAnsi="Helvetica" w:eastAsia="Helvetica" w:cs="Helvetica"/>
+          <w:i w:val="0"/>
+          <w:iCs w:val="0"/>
+          <w:caps w:val="0"/>
+          <w:color w:val="FF0000"/>
+          <w:spacing w:val="0"/>
+          <w:sz w:val="19"/>
+          <w:szCs w:val="19"/>
+          <w:shd w:val="clear" w:fill="DDDDDD"/>
+        </w:rPr>
+        <w:t>/device/message/up/ivs_result</w:t>
+      </w:r>
+    </w:p>
+    <w:p>
+      <w:pPr>
+        <w:rPr>
+          <w:rFonts w:hint="eastAsia" w:ascii="Helvetica" w:hAnsi="Helvetica" w:eastAsia="宋体" w:cs="Helvetica"/>
+          <w:i w:val="0"/>
+          <w:iCs w:val="0"/>
+          <w:caps w:val="0"/>
+          <w:color w:val="FF0000"/>
+          <w:spacing w:val="0"/>
+          <w:sz w:val="19"/>
+          <w:szCs w:val="19"/>
+          <w:shd w:val="clear" w:fill="FFFFFF"/>
+          <w:lang w:eastAsia="zh-CN"/>
+        </w:rPr>
+      </w:pPr>
+      <w:r>
+        <w:rPr>
+          <w:rFonts w:ascii="Helvetica" w:hAnsi="Helvetica" w:eastAsia="Helvetica" w:cs="Helvetica"/>
+          <w:i w:val="0"/>
+          <w:iCs w:val="0"/>
+          <w:caps w:val="0"/>
+          <w:color w:val="FF0000"/>
+          <w:spacing w:val="0"/>
+          <w:sz w:val="19"/>
+          <w:szCs w:val="19"/>
+          <w:shd w:val="clear" w:fill="FFFFFF"/>
+        </w:rPr>
+        <w:t>发布触发识别</w:t>
+      </w:r>
+      <w:r>
+        <w:rPr>
+          <w:rFonts w:hint="eastAsia" w:ascii="Helvetica" w:hAnsi="Helvetica" w:eastAsia="宋体" w:cs="Helvetica"/>
+          <w:i w:val="0"/>
+          <w:iCs w:val="0"/>
+          <w:caps w:val="0"/>
+          <w:color w:val="FF0000"/>
+          <w:spacing w:val="0"/>
+          <w:sz w:val="19"/>
+          <w:szCs w:val="19"/>
+          <w:shd w:val="clear" w:fill="FFFFFF"/>
+          <w:lang w:eastAsia="zh-CN"/>
+        </w:rPr>
+        <w:t>：/330ea6b6-74b64273/device/message/down/ivs_trigger</w:t>
+      </w:r>
+    </w:p>
+    <w:p>
+      <w:pPr>
+        <w:rPr>
+          <w:rFonts w:hint="eastAsia" w:ascii="Helvetica" w:hAnsi="Helvetica" w:eastAsia="宋体" w:cs="Helvetica"/>
+          <w:i w:val="0"/>
+          <w:iCs w:val="0"/>
+          <w:caps w:val="0"/>
+          <w:color w:val="FF0000"/>
+          <w:spacing w:val="0"/>
+          <w:sz w:val="19"/>
+          <w:szCs w:val="19"/>
+          <w:shd w:val="clear" w:fill="FFFFFF"/>
+          <w:lang w:eastAsia="zh-CN"/>
+        </w:rPr>
+      </w:pPr>
+      <w:r>
+        <w:rPr>
+          <w:rFonts w:ascii="Helvetica" w:hAnsi="Helvetica" w:eastAsia="Helvetica" w:cs="Helvetica"/>
+          <w:i w:val="0"/>
+          <w:iCs w:val="0"/>
+          <w:caps w:val="0"/>
+          <w:color w:val="FF0000"/>
+          <w:spacing w:val="0"/>
+          <w:sz w:val="19"/>
+          <w:szCs w:val="19"/>
+          <w:shd w:val="clear" w:fill="FFFFFF"/>
+        </w:rPr>
+        <w:t>订阅心跳</w:t>
+      </w:r>
+      <w:r>
+        <w:rPr>
+          <w:rFonts w:hint="eastAsia" w:ascii="Helvetica" w:hAnsi="Helvetica" w:eastAsia="宋体" w:cs="Helvetica"/>
+          <w:i w:val="0"/>
+          <w:iCs w:val="0"/>
+          <w:caps w:val="0"/>
+          <w:color w:val="FF0000"/>
+          <w:spacing w:val="0"/>
+          <w:sz w:val="19"/>
+          <w:szCs w:val="19"/>
+          <w:shd w:val="clear" w:fill="FFFFFF"/>
+          <w:lang w:eastAsia="zh-CN"/>
+        </w:rPr>
+        <w:t>：/device/message/up/keep_alive</w:t>
+      </w:r>
+    </w:p>
+    <w:p>
+      <w:pPr>
+        <w:rPr>
+          <w:rFonts w:hint="eastAsia" w:ascii="Helvetica" w:hAnsi="Helvetica" w:eastAsia="宋体" w:cs="Helvetica"/>
+          <w:i w:val="0"/>
+          <w:iCs w:val="0"/>
+          <w:caps w:val="0"/>
+          <w:color w:val="FF0000"/>
+          <w:spacing w:val="0"/>
+          <w:sz w:val="19"/>
+          <w:szCs w:val="19"/>
+          <w:shd w:val="clear" w:fill="FFFFFF"/>
+          <w:lang w:eastAsia="zh-CN"/>
+        </w:rPr>
+      </w:pPr>
+      <w:r>
+        <w:rPr>
+          <w:rFonts w:ascii="Helvetica" w:hAnsi="Helvetica" w:eastAsia="Helvetica" w:cs="Helvetica"/>
+          <w:i w:val="0"/>
+          <w:iCs w:val="0"/>
+          <w:caps w:val="0"/>
+          <w:color w:val="FF0000"/>
+          <w:spacing w:val="0"/>
+          <w:sz w:val="19"/>
+          <w:szCs w:val="19"/>
+          <w:shd w:val="clear" w:fill="FFFFFF"/>
+        </w:rPr>
+        <w:t>发布IO输出事件</w:t>
+      </w:r>
+      <w:r>
+        <w:rPr>
+          <w:rFonts w:hint="eastAsia" w:ascii="Helvetica" w:hAnsi="Helvetica" w:eastAsia="宋体" w:cs="Helvetica"/>
+          <w:i w:val="0"/>
+          <w:iCs w:val="0"/>
+          <w:caps w:val="0"/>
+          <w:color w:val="FF0000"/>
+          <w:spacing w:val="0"/>
+          <w:sz w:val="19"/>
+          <w:szCs w:val="19"/>
+          <w:shd w:val="clear" w:fill="FFFFFF"/>
+          <w:lang w:eastAsia="zh-CN"/>
+        </w:rPr>
+        <w:t>：/330ea6b6-74b64273/device/message/down/gpio_out</w:t>
+      </w:r>
+      <w:bookmarkStart w:id="0" w:name="_GoBack"/>
+      <w:bookmarkEnd w:id="0"/>
+    </w:p>
+    <w:p>
+      <w:pPr>
+        <w:rPr>
+          <w:rFonts w:hint="eastAsia" w:ascii="Helvetica" w:hAnsi="Helvetica" w:eastAsia="宋体" w:cs="Helvetica"/>
+          <w:i w:val="0"/>
+          <w:iCs w:val="0"/>
+          <w:caps w:val="0"/>
+          <w:color w:val="FF0000"/>
+          <w:spacing w:val="0"/>
+          <w:sz w:val="19"/>
+          <w:szCs w:val="19"/>
+          <w:shd w:val="clear" w:fill="FFFFFF"/>
+          <w:lang w:eastAsia="zh-CN"/>
+        </w:rPr>
+      </w:pPr>
+      <w:r>
+        <w:rPr>
+          <w:rFonts w:ascii="Helvetica" w:hAnsi="Helvetica" w:eastAsia="Helvetica" w:cs="Helvetica"/>
+          <w:i w:val="0"/>
+          <w:iCs w:val="0"/>
+          <w:caps w:val="0"/>
+          <w:color w:val="FF0000"/>
+          <w:spacing w:val="0"/>
+          <w:sz w:val="19"/>
+          <w:szCs w:val="19"/>
+          <w:shd w:val="clear" w:fill="FFFFFF"/>
+        </w:rPr>
+        <w:t>发布串口数据转发</w:t>
+      </w:r>
+      <w:r>
+        <w:rPr>
+          <w:rFonts w:hint="eastAsia" w:ascii="Helvetica" w:hAnsi="Helvetica" w:eastAsia="宋体" w:cs="Helvetica"/>
+          <w:i w:val="0"/>
+          <w:iCs w:val="0"/>
+          <w:caps w:val="0"/>
+          <w:color w:val="FF0000"/>
+          <w:spacing w:val="0"/>
+          <w:sz w:val="19"/>
+          <w:szCs w:val="19"/>
+          <w:shd w:val="clear" w:fill="FFFFFF"/>
+          <w:lang w:eastAsia="zh-CN"/>
+        </w:rPr>
+        <w:t>：/330ea6b6-74b64273/device/message/down/serial_data</w:t>
+      </w:r>
+    </w:p>
+    <w:p>
+      <w:pPr>
+        <w:rPr>
+          <w:rFonts w:hint="eastAsia" w:ascii="Helvetica" w:hAnsi="Helvetica" w:eastAsia="宋体" w:cs="Helvetica"/>
+          <w:i w:val="0"/>
+          <w:iCs w:val="0"/>
+          <w:caps w:val="0"/>
+          <w:color w:val="FF0000"/>
+          <w:spacing w:val="0"/>
+          <w:sz w:val="19"/>
+          <w:szCs w:val="19"/>
+          <w:shd w:val="clear" w:fill="FFFFFF"/>
+          <w:lang w:eastAsia="zh-CN"/>
+        </w:rPr>
+      </w:pPr>
+    </w:p>
+    <w:p>
+      <w:pPr>
+        <w:rPr>
+          <w:rFonts w:hint="default" w:ascii="Helvetica" w:hAnsi="Helvetica" w:eastAsia="宋体" w:cs="Helvetica"/>
+          <w:i w:val="0"/>
+          <w:iCs w:val="0"/>
+          <w:caps w:val="0"/>
+          <w:color w:val="FF0000"/>
+          <w:spacing w:val="0"/>
+          <w:sz w:val="19"/>
+          <w:szCs w:val="19"/>
+          <w:shd w:val="clear" w:fill="FFFFFF"/>
+          <w:lang w:val="en-US" w:eastAsia="zh-CN"/>
+        </w:rPr>
+      </w:pPr>
+      <w:r>
+        <w:rPr>
+          <w:rFonts w:hint="eastAsia" w:ascii="Helvetica" w:hAnsi="Helvetica" w:eastAsia="宋体" w:cs="Helvetica"/>
+          <w:i w:val="0"/>
+          <w:iCs w:val="0"/>
+          <w:caps w:val="0"/>
+          <w:color w:val="FF0000"/>
+          <w:spacing w:val="0"/>
+          <w:sz w:val="19"/>
+          <w:szCs w:val="19"/>
+          <w:shd w:val="clear" w:fill="FFFFFF"/>
+          <w:lang w:val="en-US" w:eastAsia="zh-CN"/>
+        </w:rPr>
+        <w:t>以上5个 修改成这样，其中</w:t>
+      </w:r>
+      <w:r>
+        <w:rPr>
+          <w:rFonts w:hint="eastAsia" w:ascii="Helvetica" w:hAnsi="Helvetica" w:eastAsia="宋体" w:cs="Helvetica"/>
+          <w:i w:val="0"/>
+          <w:iCs w:val="0"/>
+          <w:caps w:val="0"/>
+          <w:color w:val="FF0000"/>
+          <w:spacing w:val="0"/>
+          <w:sz w:val="19"/>
+          <w:szCs w:val="19"/>
+          <w:shd w:val="clear" w:fill="FFFFFF"/>
+          <w:lang w:eastAsia="zh-CN"/>
+        </w:rPr>
+        <w:t>330ea6b6-74b64273</w:t>
+      </w:r>
+      <w:r>
+        <w:rPr>
+          <w:rFonts w:hint="eastAsia" w:ascii="Helvetica" w:hAnsi="Helvetica" w:eastAsia="宋体" w:cs="Helvetica"/>
+          <w:i w:val="0"/>
+          <w:iCs w:val="0"/>
+          <w:caps w:val="0"/>
+          <w:color w:val="FF0000"/>
+          <w:spacing w:val="0"/>
+          <w:sz w:val="19"/>
+          <w:szCs w:val="19"/>
+          <w:shd w:val="clear" w:fill="FFFFFF"/>
+          <w:lang w:val="en-US" w:eastAsia="zh-CN"/>
+        </w:rPr>
+        <w:t>修改为设备的sn  其他的可以不管</w:t>
+      </w:r>
+    </w:p>
+    <w:p>
+      <w:pPr>
+        <w:rPr>
           <w:rFonts w:hint="default"/>
           <w:lang w:val="en-US" w:eastAsia="zh-CN"/>
         </w:rPr>
@@ -1864,12 +2189,11 @@
         </w:rPr>
         <w:t>道闸视频观看</w:t>
       </w:r>
-      <w:bookmarkStart w:id="0" w:name="_GoBack"/>
-      <w:bookmarkEnd w:id="0"/>
     </w:p>
     <w:p>
       <w:pPr>
         <w:numPr>
+          <w:ilvl w:val="0"/>
           <w:numId w:val="0"/>
         </w:numPr>
         <w:ind w:leftChars="0"/>
@@ -1906,6 +2230,7 @@
     <w:p>
       <w:pPr>
         <w:numPr>
+          <w:ilvl w:val="0"/>
           <w:numId w:val="0"/>
         </w:numPr>
         <w:ind w:leftChars="0"/>
@@ -1925,6 +2250,7 @@
     <w:p>
       <w:pPr>
         <w:numPr>
+          <w:ilvl w:val="0"/>
           <w:numId w:val="0"/>
         </w:numPr>
         <w:ind w:leftChars="0"/>
